--- a/por/docx/016.content.docx
+++ b/por/docx/016.content.docx
@@ -237,72 +237,48 @@
         </w:rPr>
         <w:t xml:space="preserve">, são um tipo de </w:t>
       </w:r>
-      <w:hyperlink r:id="rId13">
-        <w:r>
-          <w:rPr>
-            <w:lang w:val="pt_PT" w:bidi="pt_PT"/>
-          </w:rPr>
-          <w:rPr>
-            <w:color w:val="0000EE"/>
-            <w:u w:val="single"/>
-          </w:rPr>
-          <w:t>anjo</w:t>
-        </w:r>
-      </w:hyperlink>
+      <w:r>
+        <w:rPr>
+          <w:lang w:val="pt_PT" w:bidi="pt_PT"/>
+        </w:rPr>
+        <w:t>anjo</w:t>
+      </w:r>
       <w:r>
         <w:rPr>
           <w:lang w:val="pt_PT" w:bidi="pt_PT"/>
         </w:rPr>
         <w:t>. Os querubins parecem proteger especialmente os lugares sagrados, ou</w:t>
       </w:r>
-      <w:hyperlink r:id="rId14">
-        <w:r>
-          <w:rPr>
-            <w:lang w:val="pt_PT" w:bidi="pt_PT"/>
-          </w:rPr>
-          <w:rPr>
-            <w:color w:val="0000EE"/>
-            <w:u w:val="single"/>
-          </w:rPr>
-          <w:t xml:space="preserve"> santo</w:t>
-        </w:r>
-      </w:hyperlink>
+      <w:r>
+        <w:rPr>
+          <w:lang w:val="pt_PT" w:bidi="pt_PT"/>
+        </w:rPr>
+        <w:t xml:space="preserve"> santo</w:t>
+      </w:r>
       <w:r>
         <w:rPr>
           <w:lang w:val="pt_PT" w:bidi="pt_PT"/>
         </w:rPr>
         <w:t xml:space="preserve">s. Portanto, havia quadros e imagens de querubins no </w:t>
       </w:r>
-      <w:hyperlink r:id="rId15">
-        <w:r>
-          <w:rPr>
-            <w:lang w:val="pt_PT" w:bidi="pt_PT"/>
-          </w:rPr>
-          <w:rPr>
-            <w:color w:val="0000EE"/>
-            <w:u w:val="single"/>
-          </w:rPr>
-          <w:t>templo</w:t>
-        </w:r>
-      </w:hyperlink>
+      <w:r>
+        <w:rPr>
+          <w:lang w:val="pt_PT" w:bidi="pt_PT"/>
+        </w:rPr>
+        <w:t>templo</w:t>
+      </w:r>
       <w:r>
         <w:rPr>
           <w:lang w:val="pt_PT" w:bidi="pt_PT"/>
         </w:rPr>
         <w:t xml:space="preserve"> e no tabernáculo. Nessas imagens, os querubins têm o corpo de um leão, as asas de um pássaro e o rosto de um humano. Os querubins são um aviso para as pessoas de que Deus está presente. De fato, os querubins de ouro abriam suas asas sobre o topo da arca da aliança e protegeram o trono onde Deus se encontrava com seu povo do topo da arca da aliança. No livro de Ezequiel, Ezequiel tem uma </w:t>
       </w:r>
-      <w:hyperlink r:id="rId16">
-        <w:r>
-          <w:rPr>
-            <w:lang w:val="pt_PT" w:bidi="pt_PT"/>
-          </w:rPr>
-          <w:rPr>
-            <w:color w:val="0000EE"/>
-            <w:u w:val="single"/>
-          </w:rPr>
-          <w:t>visão</w:t>
-        </w:r>
-      </w:hyperlink>
+      <w:r>
+        <w:rPr>
+          <w:lang w:val="pt_PT" w:bidi="pt_PT"/>
+        </w:rPr>
+        <w:t>visão</w:t>
+      </w:r>
       <w:r>
         <w:rPr>
           <w:lang w:val="pt_PT" w:bidi="pt_PT"/>
@@ -367,7 +343,7 @@
           <w:lang w:val="pt_PT" w:bidi="pt_PT"/>
         </w:rPr>
       </w:r>
-      <w:hyperlink r:id="rId17">
+      <w:hyperlink r:id="rId13">
         <w:r>
           <w:rPr>
             <w:lang w:val="pt_PT" w:bidi="pt_PT"/>

--- a/por/docx/016.content.docx
+++ b/por/docx/016.content.docx
@@ -284,82 +284,6 @@
           <w:lang w:val="pt_PT" w:bidi="pt_PT"/>
         </w:rPr>
         <w:t xml:space="preserve"> na qual os querubins estão carregando o trono de Deus. Algumas das descrições dos querubins em Ezequiel se parecem com pessoas, mas têm quatro asas e quatro rostos.</w:t>
-      </w:r>
-      <w:r>
-        <w:rPr>
-          <w:lang w:val="pt_PT" w:bidi="pt_PT"/>
-        </w:rPr>
-      </w:r>
-      <w:r>
-        <w:rPr>
-          <w:lang w:val="pt_PT" w:bidi="pt_PT"/>
-        </w:rPr>
-      </w:r>
-    </w:p>
-    <w:p>
-      <w:pPr/>
-      <w:r>
-        <w:rPr>
-          <w:lang w:val="pt_PT" w:bidi="pt_PT"/>
-        </w:rPr>
-      </w:r>
-    </w:p>
-    <w:p>
-      <w:pPr>
-        <w:pStyle w:val="Heading2"/>
-      </w:pPr>
-      <w:r>
-        <w:rPr>
-          <w:lang w:val="pt_PT" w:bidi="pt_PT"/>
-        </w:rPr>
-        <w:t>querubim</w:t>
-      </w:r>
-      <w:r>
-        <w:rPr>
-          <w:lang w:val="pt_PT" w:bidi="pt_PT"/>
-        </w:rPr>
-      </w:r>
-    </w:p>
-    <w:p>
-      <w:pPr>
-        <w:pStyle w:val="Heading4"/>
-      </w:pPr>
-      <w:r>
-        <w:rPr>
-          <w:lang w:val="pt_PT" w:bidi="pt_PT"/>
-        </w:rPr>
-        <w:t>Audio Content</w:t>
-      </w:r>
-      <w:r>
-        <w:rPr>
-          <w:lang w:val="pt_PT" w:bidi="pt_PT"/>
-        </w:rPr>
-      </w:r>
-    </w:p>
-    <w:p>
-      <w:pPr/>
-      <w:r>
-        <w:rPr>
-          <w:lang w:val="pt_PT" w:bidi="pt_PT"/>
-        </w:rPr>
-      </w:r>
-      <w:hyperlink r:id="rId13">
-        <w:r>
-          <w:rPr>
-            <w:lang w:val="pt_PT" w:bidi="pt_PT"/>
-          </w:rPr>
-          <w:rPr>
-            <w:color w:val="0000EE"/>
-            <w:u w:val="single"/>
-          </w:rPr>
-          <w:t>mp3 file</w:t>
-        </w:r>
-      </w:hyperlink>
-      <w:r>
-        <w:rPr>
-          <w:lang w:val="pt_PT" w:bidi="pt_PT"/>
-        </w:rPr>
-        <w:t xml:space="preserve"> (None KB)</w:t>
       </w:r>
       <w:r>
         <w:rPr>
